--- a/docs/app02.file/字体有错误/25-26（2）学期《工程数学》课程标准-陈叶羽格.docx
+++ b/docs/app02.file/字体有错误/25-26（2）学期《工程数学》课程标准-陈叶羽格.docx
@@ -82,7 +82,7 @@
         <w:spacing w:line="510" w:lineRule="exact"/>
         <w:ind w:firstLine="643" w:firstLineChars="200"/>
         <w:rPr>
-          <w:rFonts w:hint="eastAsia" w:ascii="仿宋" w:hAnsi="仿宋" w:eastAsia="仿宋" w:cs="仿宋"/>
+          <w:rFonts w:hint="default" w:ascii="仿宋" w:hAnsi="仿宋" w:eastAsia="仿宋" w:cs="仿宋"/>
           <w:b w:val="0"/>
           <w:bCs w:val="0"/>
           <w:sz w:val="32"/>
@@ -110,7 +110,7 @@
           <w:szCs w:val="32"/>
           <w:lang w:val="en-US" w:eastAsia="zh-CN"/>
         </w:rPr>
-        <w:t>专业基础课</w:t>
+        <w:t>专业基础可</w:t>
       </w:r>
     </w:p>
     <w:p>
@@ -713,7 +713,7 @@
           <w:szCs w:val="32"/>
           <w:lang w:val="en-US" w:eastAsia="zh-CN"/>
         </w:rPr>
-        <w:t>结合Python实践，掌握基础编程与运算技能，能完成简单数学建模、统计分析及实操任务；培养团队协作与自主学习能力，提升问题解决与创新应用能力，养成规范编程习惯，为职业发展和“岗课赛证”融合奠定基础。</w:t>
+        <w:t>结合Pythoe实践，掌握基础编程与运算技能，能完成简单数学建模、统计分析及实操任务；培养团队协作与自主学习能力，提升问题解决与创新应用能力，养成规范编程习惯，为职业发展和“岗课赛证”融合奠定基础。</w:t>
       </w:r>
     </w:p>
     <w:p>
@@ -2504,6 +2504,22 @@
         <w:gridCol w:w="1326"/>
       </w:tblGrid>
       <w:tr>
+        <w:tblPrEx>
+          <w:tblBorders>
+            <w:top w:val="single" w:color="auto" w:sz="4" w:space="0"/>
+            <w:left w:val="single" w:color="auto" w:sz="4" w:space="0"/>
+            <w:bottom w:val="single" w:color="auto" w:sz="4" w:space="0"/>
+            <w:right w:val="single" w:color="auto" w:sz="4" w:space="0"/>
+            <w:insideH w:val="single" w:color="auto" w:sz="4" w:space="0"/>
+            <w:insideV w:val="single" w:color="auto" w:sz="4" w:space="0"/>
+          </w:tblBorders>
+          <w:tblCellMar>
+            <w:top w:w="0" w:type="dxa"/>
+            <w:left w:w="108" w:type="dxa"/>
+            <w:bottom w:w="0" w:type="dxa"/>
+            <w:right w:w="108" w:type="dxa"/>
+          </w:tblCellMar>
+        </w:tblPrEx>
         <w:trPr>
           <w:cantSplit/>
           <w:trHeight w:val="415" w:hRule="atLeast"/>
@@ -2623,6 +2639,22 @@
         </w:tc>
       </w:tr>
       <w:tr>
+        <w:tblPrEx>
+          <w:tblBorders>
+            <w:top w:val="single" w:color="auto" w:sz="4" w:space="0"/>
+            <w:left w:val="single" w:color="auto" w:sz="4" w:space="0"/>
+            <w:bottom w:val="single" w:color="auto" w:sz="4" w:space="0"/>
+            <w:right w:val="single" w:color="auto" w:sz="4" w:space="0"/>
+            <w:insideH w:val="single" w:color="auto" w:sz="4" w:space="0"/>
+            <w:insideV w:val="single" w:color="auto" w:sz="4" w:space="0"/>
+          </w:tblBorders>
+          <w:tblCellMar>
+            <w:top w:w="0" w:type="dxa"/>
+            <w:left w:w="108" w:type="dxa"/>
+            <w:bottom w:w="0" w:type="dxa"/>
+            <w:right w:w="108" w:type="dxa"/>
+          </w:tblCellMar>
+        </w:tblPrEx>
         <w:trPr>
           <w:cantSplit/>
           <w:trHeight w:val="454" w:hRule="atLeast"/>
@@ -2773,6 +2805,22 @@
         </w:tc>
       </w:tr>
       <w:tr>
+        <w:tblPrEx>
+          <w:tblBorders>
+            <w:top w:val="single" w:color="auto" w:sz="4" w:space="0"/>
+            <w:left w:val="single" w:color="auto" w:sz="4" w:space="0"/>
+            <w:bottom w:val="single" w:color="auto" w:sz="4" w:space="0"/>
+            <w:right w:val="single" w:color="auto" w:sz="4" w:space="0"/>
+            <w:insideH w:val="single" w:color="auto" w:sz="4" w:space="0"/>
+            <w:insideV w:val="single" w:color="auto" w:sz="4" w:space="0"/>
+          </w:tblBorders>
+          <w:tblCellMar>
+            <w:top w:w="0" w:type="dxa"/>
+            <w:left w:w="108" w:type="dxa"/>
+            <w:bottom w:w="0" w:type="dxa"/>
+            <w:right w:w="108" w:type="dxa"/>
+          </w:tblCellMar>
+        </w:tblPrEx>
         <w:trPr>
           <w:cantSplit/>
           <w:trHeight w:val="454" w:hRule="atLeast"/>
@@ -3002,6 +3050,22 @@
         </w:tc>
       </w:tr>
       <w:tr>
+        <w:tblPrEx>
+          <w:tblBorders>
+            <w:top w:val="single" w:color="auto" w:sz="4" w:space="0"/>
+            <w:left w:val="single" w:color="auto" w:sz="4" w:space="0"/>
+            <w:bottom w:val="single" w:color="auto" w:sz="4" w:space="0"/>
+            <w:right w:val="single" w:color="auto" w:sz="4" w:space="0"/>
+            <w:insideH w:val="single" w:color="auto" w:sz="4" w:space="0"/>
+            <w:insideV w:val="single" w:color="auto" w:sz="4" w:space="0"/>
+          </w:tblBorders>
+          <w:tblCellMar>
+            <w:top w:w="0" w:type="dxa"/>
+            <w:left w:w="108" w:type="dxa"/>
+            <w:bottom w:w="0" w:type="dxa"/>
+            <w:right w:w="108" w:type="dxa"/>
+          </w:tblCellMar>
+        </w:tblPrEx>
         <w:trPr>
           <w:cantSplit/>
           <w:trHeight w:val="454" w:hRule="atLeast"/>
@@ -3141,18 +3205,20 @@
                 <w:rFonts w:hint="eastAsia" w:ascii="仿宋" w:hAnsi="仿宋" w:eastAsia="仿宋" w:cs="仿宋"/>
                 <w:sz w:val="32"/>
                 <w:szCs w:val="32"/>
+                <w:lang w:val="en-US" w:eastAsia="zh-CN"/>
               </w:rPr>
             </w:pPr>
             <w:r>
               <w:rPr>
                 <w:rFonts w:hint="eastAsia" w:ascii="仿宋" w:hAnsi="仿宋" w:eastAsia="仿宋" w:cs="仿宋"/>
-                <w:kern w:val="0"/>
-                <w:sz w:val="32"/>
-                <w:szCs w:val="32"/>
-                <w:lang w:val="en-US" w:eastAsia="zh-CN" w:bidi="ar"/>
-              </w:rPr>
-              <w:t>4</w:t>
+                <w:sz w:val="32"/>
+                <w:szCs w:val="32"/>
+                <w:lang w:val="en-US" w:eastAsia="zh-CN"/>
+              </w:rPr>
+              <w:t>5</w:t>
             </w:r>
+            <w:bookmarkStart w:id="0" w:name="_GoBack"/>
+            <w:bookmarkEnd w:id="0"/>
           </w:p>
         </w:tc>
         <w:tc>
@@ -3230,6 +3296,22 @@
         </w:tc>
       </w:tr>
       <w:tr>
+        <w:tblPrEx>
+          <w:tblBorders>
+            <w:top w:val="single" w:color="auto" w:sz="4" w:space="0"/>
+            <w:left w:val="single" w:color="auto" w:sz="4" w:space="0"/>
+            <w:bottom w:val="single" w:color="auto" w:sz="4" w:space="0"/>
+            <w:right w:val="single" w:color="auto" w:sz="4" w:space="0"/>
+            <w:insideH w:val="single" w:color="auto" w:sz="4" w:space="0"/>
+            <w:insideV w:val="single" w:color="auto" w:sz="4" w:space="0"/>
+          </w:tblBorders>
+          <w:tblCellMar>
+            <w:top w:w="0" w:type="dxa"/>
+            <w:left w:w="108" w:type="dxa"/>
+            <w:bottom w:w="0" w:type="dxa"/>
+            <w:right w:w="108" w:type="dxa"/>
+          </w:tblCellMar>
+        </w:tblPrEx>
         <w:trPr>
           <w:cantSplit/>
           <w:trHeight w:val="454" w:hRule="atLeast"/>
@@ -3458,6 +3540,22 @@
         </w:tc>
       </w:tr>
       <w:tr>
+        <w:tblPrEx>
+          <w:tblBorders>
+            <w:top w:val="single" w:color="auto" w:sz="4" w:space="0"/>
+            <w:left w:val="single" w:color="auto" w:sz="4" w:space="0"/>
+            <w:bottom w:val="single" w:color="auto" w:sz="4" w:space="0"/>
+            <w:right w:val="single" w:color="auto" w:sz="4" w:space="0"/>
+            <w:insideH w:val="single" w:color="auto" w:sz="4" w:space="0"/>
+            <w:insideV w:val="single" w:color="auto" w:sz="4" w:space="0"/>
+          </w:tblBorders>
+          <w:tblCellMar>
+            <w:top w:w="0" w:type="dxa"/>
+            <w:left w:w="108" w:type="dxa"/>
+            <w:bottom w:w="0" w:type="dxa"/>
+            <w:right w:w="108" w:type="dxa"/>
+          </w:tblCellMar>
+        </w:tblPrEx>
         <w:trPr>
           <w:cantSplit/>
           <w:trHeight w:val="454" w:hRule="atLeast"/>
@@ -3688,6 +3786,22 @@
         </w:tc>
       </w:tr>
       <w:tr>
+        <w:tblPrEx>
+          <w:tblBorders>
+            <w:top w:val="single" w:color="auto" w:sz="4" w:space="0"/>
+            <w:left w:val="single" w:color="auto" w:sz="4" w:space="0"/>
+            <w:bottom w:val="single" w:color="auto" w:sz="4" w:space="0"/>
+            <w:right w:val="single" w:color="auto" w:sz="4" w:space="0"/>
+            <w:insideH w:val="single" w:color="auto" w:sz="4" w:space="0"/>
+            <w:insideV w:val="single" w:color="auto" w:sz="4" w:space="0"/>
+          </w:tblBorders>
+          <w:tblCellMar>
+            <w:top w:w="0" w:type="dxa"/>
+            <w:left w:w="108" w:type="dxa"/>
+            <w:bottom w:w="0" w:type="dxa"/>
+            <w:right w:w="108" w:type="dxa"/>
+          </w:tblCellMar>
+        </w:tblPrEx>
         <w:trPr>
           <w:cantSplit/>
           <w:trHeight w:val="454" w:hRule="atLeast"/>
@@ -3918,6 +4032,22 @@
         </w:tc>
       </w:tr>
       <w:tr>
+        <w:tblPrEx>
+          <w:tblBorders>
+            <w:top w:val="single" w:color="auto" w:sz="4" w:space="0"/>
+            <w:left w:val="single" w:color="auto" w:sz="4" w:space="0"/>
+            <w:bottom w:val="single" w:color="auto" w:sz="4" w:space="0"/>
+            <w:right w:val="single" w:color="auto" w:sz="4" w:space="0"/>
+            <w:insideH w:val="single" w:color="auto" w:sz="4" w:space="0"/>
+            <w:insideV w:val="single" w:color="auto" w:sz="4" w:space="0"/>
+          </w:tblBorders>
+          <w:tblCellMar>
+            <w:top w:w="0" w:type="dxa"/>
+            <w:left w:w="108" w:type="dxa"/>
+            <w:bottom w:w="0" w:type="dxa"/>
+            <w:right w:w="108" w:type="dxa"/>
+          </w:tblCellMar>
+        </w:tblPrEx>
         <w:trPr>
           <w:cantSplit/>
           <w:trHeight w:val="454" w:hRule="atLeast"/>
@@ -4148,6 +4278,22 @@
         </w:tc>
       </w:tr>
       <w:tr>
+        <w:tblPrEx>
+          <w:tblBorders>
+            <w:top w:val="single" w:color="auto" w:sz="4" w:space="0"/>
+            <w:left w:val="single" w:color="auto" w:sz="4" w:space="0"/>
+            <w:bottom w:val="single" w:color="auto" w:sz="4" w:space="0"/>
+            <w:right w:val="single" w:color="auto" w:sz="4" w:space="0"/>
+            <w:insideH w:val="single" w:color="auto" w:sz="4" w:space="0"/>
+            <w:insideV w:val="single" w:color="auto" w:sz="4" w:space="0"/>
+          </w:tblBorders>
+          <w:tblCellMar>
+            <w:top w:w="0" w:type="dxa"/>
+            <w:left w:w="108" w:type="dxa"/>
+            <w:bottom w:w="0" w:type="dxa"/>
+            <w:right w:w="108" w:type="dxa"/>
+          </w:tblCellMar>
+        </w:tblPrEx>
         <w:trPr>
           <w:cantSplit/>
           <w:trHeight w:val="454" w:hRule="atLeast"/>
@@ -4378,6 +4524,22 @@
         </w:tc>
       </w:tr>
       <w:tr>
+        <w:tblPrEx>
+          <w:tblBorders>
+            <w:top w:val="single" w:color="auto" w:sz="4" w:space="0"/>
+            <w:left w:val="single" w:color="auto" w:sz="4" w:space="0"/>
+            <w:bottom w:val="single" w:color="auto" w:sz="4" w:space="0"/>
+            <w:right w:val="single" w:color="auto" w:sz="4" w:space="0"/>
+            <w:insideH w:val="single" w:color="auto" w:sz="4" w:space="0"/>
+            <w:insideV w:val="single" w:color="auto" w:sz="4" w:space="0"/>
+          </w:tblBorders>
+          <w:tblCellMar>
+            <w:top w:w="0" w:type="dxa"/>
+            <w:left w:w="108" w:type="dxa"/>
+            <w:bottom w:w="0" w:type="dxa"/>
+            <w:right w:w="108" w:type="dxa"/>
+          </w:tblCellMar>
+        </w:tblPrEx>
         <w:trPr>
           <w:cantSplit/>
           <w:trHeight w:val="454" w:hRule="atLeast"/>
@@ -4832,6 +4994,22 @@
         <w:gridCol w:w="860"/>
       </w:tblGrid>
       <w:tr>
+        <w:tblPrEx>
+          <w:tblBorders>
+            <w:top w:val="single" w:color="auto" w:sz="4" w:space="0"/>
+            <w:left w:val="single" w:color="auto" w:sz="4" w:space="0"/>
+            <w:bottom w:val="single" w:color="auto" w:sz="4" w:space="0"/>
+            <w:right w:val="single" w:color="auto" w:sz="4" w:space="0"/>
+            <w:insideH w:val="single" w:color="auto" w:sz="4" w:space="0"/>
+            <w:insideV w:val="single" w:color="auto" w:sz="4" w:space="0"/>
+          </w:tblBorders>
+          <w:tblCellMar>
+            <w:top w:w="0" w:type="dxa"/>
+            <w:left w:w="108" w:type="dxa"/>
+            <w:bottom w:w="0" w:type="dxa"/>
+            <w:right w:w="108" w:type="dxa"/>
+          </w:tblCellMar>
+        </w:tblPrEx>
         <w:trPr>
           <w:trHeight w:val="542" w:hRule="atLeast"/>
           <w:jc w:val="center"/>
@@ -5010,6 +5188,22 @@
         </w:tc>
       </w:tr>
       <w:tr>
+        <w:tblPrEx>
+          <w:tblBorders>
+            <w:top w:val="single" w:color="auto" w:sz="4" w:space="0"/>
+            <w:left w:val="single" w:color="auto" w:sz="4" w:space="0"/>
+            <w:bottom w:val="single" w:color="auto" w:sz="4" w:space="0"/>
+            <w:right w:val="single" w:color="auto" w:sz="4" w:space="0"/>
+            <w:insideH w:val="single" w:color="auto" w:sz="4" w:space="0"/>
+            <w:insideV w:val="single" w:color="auto" w:sz="4" w:space="0"/>
+          </w:tblBorders>
+          <w:tblCellMar>
+            <w:top w:w="0" w:type="dxa"/>
+            <w:left w:w="108" w:type="dxa"/>
+            <w:bottom w:w="0" w:type="dxa"/>
+            <w:right w:w="108" w:type="dxa"/>
+          </w:tblCellMar>
+        </w:tblPrEx>
         <w:trPr>
           <w:trHeight w:val="602" w:hRule="atLeast"/>
           <w:jc w:val="center"/>
@@ -5179,6 +5373,22 @@
         </w:tc>
       </w:tr>
       <w:tr>
+        <w:tblPrEx>
+          <w:tblBorders>
+            <w:top w:val="single" w:color="auto" w:sz="4" w:space="0"/>
+            <w:left w:val="single" w:color="auto" w:sz="4" w:space="0"/>
+            <w:bottom w:val="single" w:color="auto" w:sz="4" w:space="0"/>
+            <w:right w:val="single" w:color="auto" w:sz="4" w:space="0"/>
+            <w:insideH w:val="single" w:color="auto" w:sz="4" w:space="0"/>
+            <w:insideV w:val="single" w:color="auto" w:sz="4" w:space="0"/>
+          </w:tblBorders>
+          <w:tblCellMar>
+            <w:top w:w="0" w:type="dxa"/>
+            <w:left w:w="108" w:type="dxa"/>
+            <w:bottom w:w="0" w:type="dxa"/>
+            <w:right w:w="108" w:type="dxa"/>
+          </w:tblCellMar>
+        </w:tblPrEx>
         <w:trPr>
           <w:trHeight w:val="602" w:hRule="atLeast"/>
           <w:jc w:val="center"/>
@@ -5348,6 +5558,22 @@
         </w:tc>
       </w:tr>
       <w:tr>
+        <w:tblPrEx>
+          <w:tblBorders>
+            <w:top w:val="single" w:color="auto" w:sz="4" w:space="0"/>
+            <w:left w:val="single" w:color="auto" w:sz="4" w:space="0"/>
+            <w:bottom w:val="single" w:color="auto" w:sz="4" w:space="0"/>
+            <w:right w:val="single" w:color="auto" w:sz="4" w:space="0"/>
+            <w:insideH w:val="single" w:color="auto" w:sz="4" w:space="0"/>
+            <w:insideV w:val="single" w:color="auto" w:sz="4" w:space="0"/>
+          </w:tblBorders>
+          <w:tblCellMar>
+            <w:top w:w="0" w:type="dxa"/>
+            <w:left w:w="108" w:type="dxa"/>
+            <w:bottom w:w="0" w:type="dxa"/>
+            <w:right w:w="108" w:type="dxa"/>
+          </w:tblCellMar>
+        </w:tblPrEx>
         <w:trPr>
           <w:trHeight w:val="602" w:hRule="atLeast"/>
           <w:jc w:val="center"/>
@@ -5517,6 +5743,22 @@
         </w:tc>
       </w:tr>
       <w:tr>
+        <w:tblPrEx>
+          <w:tblBorders>
+            <w:top w:val="single" w:color="auto" w:sz="4" w:space="0"/>
+            <w:left w:val="single" w:color="auto" w:sz="4" w:space="0"/>
+            <w:bottom w:val="single" w:color="auto" w:sz="4" w:space="0"/>
+            <w:right w:val="single" w:color="auto" w:sz="4" w:space="0"/>
+            <w:insideH w:val="single" w:color="auto" w:sz="4" w:space="0"/>
+            <w:insideV w:val="single" w:color="auto" w:sz="4" w:space="0"/>
+          </w:tblBorders>
+          <w:tblCellMar>
+            <w:top w:w="0" w:type="dxa"/>
+            <w:left w:w="108" w:type="dxa"/>
+            <w:bottom w:w="0" w:type="dxa"/>
+            <w:right w:w="108" w:type="dxa"/>
+          </w:tblCellMar>
+        </w:tblPrEx>
         <w:trPr>
           <w:trHeight w:val="602" w:hRule="atLeast"/>
           <w:jc w:val="center"/>
@@ -5686,6 +5928,22 @@
         </w:tc>
       </w:tr>
       <w:tr>
+        <w:tblPrEx>
+          <w:tblBorders>
+            <w:top w:val="single" w:color="auto" w:sz="4" w:space="0"/>
+            <w:left w:val="single" w:color="auto" w:sz="4" w:space="0"/>
+            <w:bottom w:val="single" w:color="auto" w:sz="4" w:space="0"/>
+            <w:right w:val="single" w:color="auto" w:sz="4" w:space="0"/>
+            <w:insideH w:val="single" w:color="auto" w:sz="4" w:space="0"/>
+            <w:insideV w:val="single" w:color="auto" w:sz="4" w:space="0"/>
+          </w:tblBorders>
+          <w:tblCellMar>
+            <w:top w:w="0" w:type="dxa"/>
+            <w:left w:w="108" w:type="dxa"/>
+            <w:bottom w:w="0" w:type="dxa"/>
+            <w:right w:w="108" w:type="dxa"/>
+          </w:tblCellMar>
+        </w:tblPrEx>
         <w:trPr>
           <w:trHeight w:val="551" w:hRule="atLeast"/>
           <w:jc w:val="center"/>
@@ -6435,7 +6693,7 @@
       <w:pPr>
         <w:widowControl/>
         <w:spacing w:line="560" w:lineRule="exact"/>
-        <w:ind w:firstLine="641" w:firstLineChars="200"/>
+        <w:ind w:firstLine="643" w:firstLineChars="200"/>
         <w:jc w:val="left"/>
         <w:rPr>
           <w:rFonts w:ascii="楷体" w:hAnsi="楷体" w:eastAsia="楷体" w:cs="楷体"/>
@@ -6545,7 +6803,7 @@
       <w:pPr>
         <w:widowControl/>
         <w:spacing w:line="560" w:lineRule="exact"/>
-        <w:ind w:firstLine="641" w:firstLineChars="200"/>
+        <w:ind w:firstLine="643" w:firstLineChars="200"/>
         <w:jc w:val="left"/>
         <w:rPr>
           <w:rFonts w:ascii="楷体" w:hAnsi="楷体" w:eastAsia="楷体" w:cs="楷体"/>
@@ -6603,7 +6861,7 @@
           <w:numId w:val="5"/>
         </w:numPr>
         <w:spacing w:line="560" w:lineRule="exact"/>
-        <w:ind w:firstLine="641" w:firstLineChars="200"/>
+        <w:ind w:firstLine="643" w:firstLineChars="200"/>
         <w:jc w:val="left"/>
         <w:rPr>
           <w:rFonts w:ascii="楷体" w:hAnsi="楷体" w:eastAsia="楷体" w:cs="楷体"/>
@@ -6965,7 +7223,7 @@
       <w:pPr>
         <w:widowControl/>
         <w:spacing w:line="560" w:lineRule="exact"/>
-        <w:ind w:firstLine="641" w:firstLineChars="200"/>
+        <w:ind w:firstLine="643" w:firstLineChars="200"/>
         <w:jc w:val="left"/>
         <w:rPr>
           <w:rFonts w:hint="eastAsia" w:ascii="楷体" w:hAnsi="楷体" w:eastAsia="楷体" w:cs="楷体"/>
@@ -7017,7 +7275,7 @@
       <w:pPr>
         <w:widowControl/>
         <w:spacing w:line="560" w:lineRule="exact"/>
-        <w:ind w:firstLine="641" w:firstLineChars="200"/>
+        <w:ind w:firstLine="643" w:firstLineChars="200"/>
         <w:jc w:val="left"/>
         <w:rPr>
           <w:rFonts w:ascii="楷体" w:hAnsi="楷体" w:eastAsia="楷体" w:cs="楷体"/>
@@ -7461,8 +7719,6 @@
         </w:rPr>
         <w:t>依托超星平台建设：https://mooc1.chaoxing.com/course/portal/yyeOi4zCEIGrGF6rQZ6zKQ==</w:t>
       </w:r>
-      <w:bookmarkStart w:id="0" w:name="_GoBack"/>
-      <w:bookmarkEnd w:id="0"/>
     </w:p>
     <w:p>
       <w:pPr>
